--- a/guru_n+.docx
+++ b/guru_n+.docx
@@ -111,15 +111,58 @@
       </w:r>
       <w:proofErr w:type="gramStart"/>
       <w:r>
-        <w:t>4 :</w:t>
-      </w:r>
-      <w:proofErr w:type="gramEnd"/>
-      <w:r>
-        <w:t xml:space="preserve"> Transport layer</w:t>
+        <w:t>4 :Transport</w:t>
+      </w:r>
+      <w:proofErr w:type="gramEnd"/>
+      <w:r>
+        <w:t xml:space="preserve"> layer</w:t>
+      </w:r>
+      <w:r>
+        <w:t xml:space="preserve">-&gt; </w:t>
+      </w:r>
+      <w:r>
+        <w:t>breaks large data into smaller “Segments” and choose between TCP or UDP</w:t>
+      </w:r>
+    </w:p>
+    <w:p>
+      <w:r>
+        <w:t xml:space="preserve">Layer </w:t>
+      </w:r>
+      <w:proofErr w:type="gramStart"/>
+      <w:r>
+        <w:t>3 :</w:t>
+      </w:r>
+      <w:proofErr w:type="gramEnd"/>
+      <w:r>
+        <w:t xml:space="preserve"> network layer</w:t>
       </w:r>
       <w:r>
         <w:t xml:space="preserve"> -&gt; </w:t>
       </w:r>
+      <w:proofErr w:type="gramStart"/>
+      <w:r>
+        <w:t>Router ,</w:t>
+      </w:r>
+      <w:proofErr w:type="gramEnd"/>
+      <w:r>
+        <w:t xml:space="preserve"> adds logical </w:t>
+      </w:r>
+      <w:proofErr w:type="spellStart"/>
+      <w:r>
+        <w:t>ip</w:t>
+      </w:r>
+      <w:proofErr w:type="spellEnd"/>
+      <w:r>
+        <w:t xml:space="preserve"> address </w:t>
+      </w:r>
+      <w:proofErr w:type="gramStart"/>
+      <w:r>
+        <w:t>( source</w:t>
+      </w:r>
+      <w:proofErr w:type="gramEnd"/>
+      <w:r>
+        <w:t xml:space="preserve"> and destination) to create packets</w:t>
+      </w:r>
     </w:p>
     <w:p>
       <w:r>
@@ -127,11 +170,22 @@
       </w:r>
       <w:proofErr w:type="gramStart"/>
       <w:r>
-        <w:t>3 :</w:t>
-      </w:r>
-      <w:proofErr w:type="gramEnd"/>
-      <w:r>
-        <w:t xml:space="preserve"> network layer</w:t>
+        <w:t>2 :</w:t>
+      </w:r>
+      <w:proofErr w:type="gramEnd"/>
+      <w:r>
+        <w:t xml:space="preserve"> Data-link layer</w:t>
+      </w:r>
+      <w:r>
+        <w:t xml:space="preserve"> -&gt; </w:t>
+      </w:r>
+      <w:proofErr w:type="gramStart"/>
+      <w:r>
+        <w:t>Switch ,</w:t>
+      </w:r>
+      <w:proofErr w:type="gramEnd"/>
+      <w:r>
+        <w:t xml:space="preserve"> adds physical mac address to create frames </w:t>
       </w:r>
     </w:p>
     <w:p>
@@ -140,26 +194,71 @@
       </w:r>
       <w:proofErr w:type="gramStart"/>
       <w:r>
-        <w:t>2 :</w:t>
-      </w:r>
-      <w:proofErr w:type="gramEnd"/>
-      <w:r>
-        <w:t xml:space="preserve"> Data-link layer</w:t>
-      </w:r>
-    </w:p>
-    <w:p>
-      <w:r>
-        <w:t xml:space="preserve">Layer </w:t>
-      </w:r>
-      <w:proofErr w:type="gramStart"/>
-      <w:r>
         <w:t>1 :</w:t>
       </w:r>
       <w:proofErr w:type="gramEnd"/>
       <w:r>
         <w:t xml:space="preserve"> physical layer </w:t>
       </w:r>
-    </w:p>
+      <w:r>
+        <w:t>-</w:t>
+      </w:r>
+      <w:proofErr w:type="gramStart"/>
+      <w:r>
+        <w:t xml:space="preserve">&gt; </w:t>
+      </w:r>
+      <w:r>
+        <w:t xml:space="preserve"> converts</w:t>
+      </w:r>
+      <w:proofErr w:type="gramEnd"/>
+      <w:r>
+        <w:t xml:space="preserve"> data into electrical pulses, light or radio waves </w:t>
+      </w:r>
+    </w:p>
+    <w:p/>
+    <w:p/>
+    <w:p>
+      <w:r>
+        <w:t>TCP/IP model -&gt; 4 years</w:t>
+      </w:r>
+    </w:p>
+    <w:p>
+      <w:r>
+        <w:t xml:space="preserve">Application layer </w:t>
+      </w:r>
+      <w:proofErr w:type="gramStart"/>
+      <w:r>
+        <w:t>( 7</w:t>
+      </w:r>
+      <w:proofErr w:type="gramEnd"/>
+      <w:r>
+        <w:t>, 6, 5)</w:t>
+      </w:r>
+    </w:p>
+    <w:p>
+      <w:r>
+        <w:t xml:space="preserve">Transport layer </w:t>
+      </w:r>
+    </w:p>
+    <w:p>
+      <w:r>
+        <w:t>Internet layer</w:t>
+      </w:r>
+    </w:p>
+    <w:p>
+      <w:r>
+        <w:t xml:space="preserve">Network </w:t>
+      </w:r>
+      <w:proofErr w:type="spellStart"/>
+      <w:r>
+        <w:t>acesss</w:t>
+      </w:r>
+      <w:proofErr w:type="spellEnd"/>
+      <w:r>
+        <w:t xml:space="preserve"> layer (2, 1)</w:t>
+      </w:r>
+    </w:p>
+    <w:p/>
     <w:sectPr>
       <w:pgSz w:w="11906" w:h="16838"/>
       <w:pgMar w:top="1440" w:right="1440" w:bottom="1440" w:left="1440" w:header="708" w:footer="708" w:gutter="0"/>
